--- a/Rapports_mensuels/Mois2026_02/ipc_note_10_ang_2026_02.docx
+++ b/Rapports_mensuels/Mois2026_02/ipc_note_10_ang_2026_02.docx
@@ -31,7 +31,7 @@
         <w:pStyle w:val="ipccorps"/>
       </w:pPr>
       <w:r>
-        <w:t xml:space="preserve">The consumer price index experienced an increase of 2.7% during the month of February 2026 compared to the previous month. as a result of the rise in prices of «Fish and Seafood» by 10.7 %, «Fruits» by 6.6 %, «Meat» and «Vegetables» by 3.5 %, «Cafe and Tea and Cocoa» by 2.4 %, «Milk and Cheese and Eggs» by 1.5 %, «Bread and Cereals» by 0.6 %, «Sugar, Jam, Honey and Chocolate and Confectionery» by 0.1 %</w:t>
+        <w:t xml:space="preserve">The consumer price index experienced an increase of 2.7% during the month of February 2026 compared to the previous month. as a result of the rise in prices of «Fish and Seafood» by 10.7%, «Fruits» by 6.6%, «Meat» and «Vegetables» by 3.5%, «Cafe and Tea and Cocoa» by 2.4%, «Milk and Cheese and Eggs» by 1.5%, «Bread and Cereals» and «Catering Services» by 0.6% and «Sugar, Jam, Honey and Chocolate and Confectionery» by 0.1%</w:t>
       </w:r>
     </w:p>
     <w:p>
@@ -39,7 +39,7 @@
         <w:pStyle w:val="ipccorps"/>
       </w:pPr>
       <w:r>
-        <w:t xml:space="preserve">Similarly, the monthly variation in the non-food index increased by 0.5% due to price increases in the following divisions: «Miscellaneous Goods and Services» by 3.9 %, «Transportation» by 0.9 %, «Leisure and Culture» by 0.2 %</w:t>
+        <w:t xml:space="preserve">Similarly, the monthly variation in the non-food index increased by 0.5% due to price increases in the following divisions: «Miscellaneous Goods and Services» by 3.9%, «Transportation» by 0.9% and «Leisure and Culture» by 0.2%</w:t>
       </w:r>
     </w:p>
     <w:p>
@@ -57,7 +57,7 @@
         <w:t xml:space="preserve"> </w:t>
       </w:r>
       <w:r>
-        <w:t xml:space="preserve">the food product price index decreased by -0.7% in February 2026 compared to February 2025 , due to the decrease in the prices of «Oils and Fats» by -18.4 %, «Meat» by -6.6 %, «Food Products N.C.A.» by -3.1 %, «Milk and Cheese and Eggs» by -2 %, «Mineral Waters, Soft Drinks and Fruit and Vegetable Juices (Nd)» by -0.5 %. Moreover, the rise in prices of «Fish and Seafood» by 18.5 %, «Fruits» by 6.9 %, «Cafe and Tea and Cocoa» by 6.5 %, «Vegetables» by 4 %, «Tobacco» by 3.7 %, «Sugar, Jam, Honey and Chocolate and Confectionery» by 0.3 %, «Bread and Cereals» by 0.2 % and the stagnation in prices for did not affect the general evolution.</w:t>
+        <w:t xml:space="preserve">the food product price index decreased by -0.7% in February 2026 compared to February 2025 , due to the decrease in the prices of «Oils and Fats» by 18.4%, «Meat» by 6.6%, «Food Products N.C.A.» by 3.1%, «Milk and Cheese and Eggs» by 2% and «Mineral Waters, Soft Drinks and Fruit and Vegetable Juices (Nd)» by 0.5%. Moreover, the rise in prices of «Fish and Seafood» by 18.5%, «Fruits» by 6.9%, «Cafe and Tea and Cocoa» by 6.5%, «Vegetables» by 4%, «Tobacco» by 3.7%, «Sugar, Jam, Honey and Chocolate and Confectionery» by 0.3% and «Bread and Cereals» and «Catering Services» by 0.2% and the stagnation in prices for NA did not affect the general evolution.</w:t>
       </w:r>
     </w:p>
     <w:p>
@@ -65,7 +65,7 @@
         <w:pStyle w:val="ipccorps"/>
       </w:pPr>
       <w:r>
-        <w:t xml:space="preserve">On the other hand, the annual variation in the non-food index increased by 1.2%. While the variation in prices of the divisions that make up non-food products fluctuated between a decrease of the division of «Transportation» by -3.1 % and the rise of the division of «Miscellaneous Goods and Services» by 10.8 %</w:t>
+        <w:t xml:space="preserve">On the other hand, the annual variation in the non-food index increased by 1.2%. While the variation in prices of the divisions that make up non-food products fluctuated between a decrease of the division of «Transportation» by 3.1% and the rise of the division of «Miscellaneous Goods and Services» by 10.8%</w:t>
       </w:r>
     </w:p>
     <w:p>
